--- a/Projects/Lead Generation_ Debt Relief/ICP and Buyer Personas Draft 1.docx
+++ b/Projects/Lead Generation_ Debt Relief/ICP and Buyer Personas Draft 1.docx
@@ -83,12 +83,12 @@
           <wp:inline distB="0" distT="0" distL="0" distR="0">
             <wp:extent cx="5943600" cy="4231100"/>
             <wp:effectExtent b="0" l="0" r="0" t="0"/>
-            <wp:docPr descr="How to Build Your Ideal Customer Profile Template (+9 Examples)" id="2" name="image1.png"/>
+            <wp:docPr descr="How to Build Your Ideal Customer Profile Template (+9 Examples)" id="2" name="image3.png"/>
             <a:graphic>
               <a:graphicData uri="http://schemas.openxmlformats.org/drawingml/2006/picture">
                 <pic:pic>
                   <pic:nvPicPr>
-                    <pic:cNvPr descr="How to Build Your Ideal Customer Profile Template (+9 Examples)" id="0" name="image1.png"/>
+                    <pic:cNvPr descr="How to Build Your Ideal Customer Profile Template (+9 Examples)" id="0" name="image3.png"/>
                     <pic:cNvPicPr preferRelativeResize="0"/>
                   </pic:nvPicPr>
                   <pic:blipFill>
@@ -195,12 +195,12 @@
           <wp:inline distB="0" distT="0" distL="0" distR="0">
             <wp:extent cx="4867275" cy="4867275"/>
             <wp:effectExtent b="0" l="0" r="0" t="0"/>
-            <wp:docPr id="3" name="image4.png"/>
+            <wp:docPr id="3" name="image2.png"/>
             <a:graphic>
               <a:graphicData uri="http://schemas.openxmlformats.org/drawingml/2006/picture">
                 <pic:pic>
                   <pic:nvPicPr>
-                    <pic:cNvPr id="0" name="image4.png"/>
+                    <pic:cNvPr id="0" name="image2.png"/>
                     <pic:cNvPicPr preferRelativeResize="0"/>
                   </pic:nvPicPr>
                   <pic:blipFill>
@@ -242,12 +242,12 @@
             <wp:extent cx="7646132" cy="4014219"/>
             <wp:effectExtent b="0" l="0" r="0" t="0"/>
             <wp:wrapNone/>
-            <wp:docPr descr="Buyer Personas - How To Create &amp; Use Personas - A Beginners Guide" id="1" name="image3.jpg"/>
+            <wp:docPr descr="Buyer Personas - How To Create &amp; Use Personas - A Beginners Guide" id="1" name="image4.jpg"/>
             <a:graphic>
               <a:graphicData uri="http://schemas.openxmlformats.org/drawingml/2006/picture">
                 <pic:pic>
                   <pic:nvPicPr>
-                    <pic:cNvPr descr="Buyer Personas - How To Create &amp; Use Personas - A Beginners Guide" id="0" name="image3.jpg"/>
+                    <pic:cNvPr descr="Buyer Personas - How To Create &amp; Use Personas - A Beginners Guide" id="0" name="image4.jpg"/>
                     <pic:cNvPicPr preferRelativeResize="0"/>
                   </pic:nvPicPr>
                   <pic:blipFill>
@@ -555,12 +555,12 @@
           <wp:inline distB="0" distT="0" distL="0" distR="0">
             <wp:extent cx="5490707" cy="3908696"/>
             <wp:effectExtent b="0" l="0" r="0" t="0"/>
-            <wp:docPr descr="How to Build Your Ideal Customer Profile Template (+9 Examples)" id="4" name="image2.png"/>
+            <wp:docPr descr="How to Build Your Ideal Customer Profile Template (+9 Examples)" id="4" name="image1.png"/>
             <a:graphic>
               <a:graphicData uri="http://schemas.openxmlformats.org/drawingml/2006/picture">
                 <pic:pic>
                   <pic:nvPicPr>
-                    <pic:cNvPr descr="How to Build Your Ideal Customer Profile Template (+9 Examples)" id="0" name="image2.png"/>
+                    <pic:cNvPr descr="How to Build Your Ideal Customer Profile Template (+9 Examples)" id="0" name="image1.png"/>
                     <pic:cNvPicPr preferRelativeResize="0"/>
                   </pic:nvPicPr>
                   <pic:blipFill>
